--- a/templates/nda.docx
+++ b/templates/nda.docx
@@ -615,497 +615,202 @@
     </w:p>
     <w:p>
       <w:pPr>
-        <w:spacing w:before="240" w:after="240"/>
-        <w:jc w:val="both"/>
-        <w:rPr>
-          <w:rFonts w:ascii="Roboto Condensed" w:eastAsia="Roboto Condensed" w:hAnsi="Roboto Condensed" w:cs="Roboto Condensed"/>
-          <w:b/>
-          <w:sz w:val="24"/>
-          <w:szCs w:val="24"/>
-          <w:highlight w:val="yellow"/>
-        </w:rPr>
-      </w:pPr>
-      <w:r>
-        <w:rPr>
-          <w:rFonts w:ascii="Roboto Condensed" w:eastAsia="Roboto Condensed" w:hAnsi="Roboto Condensed" w:cs="Roboto Condensed"/>
-          <w:b/>
-          <w:sz w:val="24"/>
-          <w:szCs w:val="24"/>
-        </w:rPr>
-        <w:t xml:space="preserve"> Company: </w:t>
-      </w:r>
-      <w:proofErr w:type="spellStart"/>
-      <w:r>
-        <w:rPr>
-          <w:rFonts w:ascii="Roboto Condensed" w:eastAsia="Roboto Condensed" w:hAnsi="Roboto Condensed" w:cs="Roboto Condensed"/>
-          <w:b/>
-          <w:sz w:val="24"/>
-          <w:szCs w:val="24"/>
-        </w:rPr>
-        <w:t xml:space="preserve">{providerName}</w:t>
-      </w:r>
-      <w:proofErr w:type="spellEnd"/>
-      <w:r>
-        <w:rPr>
-          <w:rFonts w:ascii="Roboto Condensed" w:eastAsia="Roboto Condensed" w:hAnsi="Roboto Condensed" w:cs="Roboto Condensed"/>
-          <w:b/>
-          <w:sz w:val="24"/>
-          <w:szCs w:val="24"/>
-        </w:rPr>
-        <w:t xml:space="preserve">                      </w:t>
-      </w:r>
-      <w:r>
-        <w:rPr>
-          <w:rFonts w:ascii="Roboto Condensed" w:eastAsia="Roboto Condensed" w:hAnsi="Roboto Condensed" w:cs="Roboto Condensed"/>
-          <w:b/>
-          <w:sz w:val="24"/>
-          <w:szCs w:val="24"/>
-        </w:rPr>
-        <w:tab/>
-        <w:t>Client:</w:t>
-      </w:r>
-      <w:r>
-        <w:rPr>
-          <w:rFonts w:ascii="Roboto Condensed" w:eastAsia="Roboto Condensed" w:hAnsi="Roboto Condensed" w:cs="Roboto Condensed"/>
-          <w:b/>
-          <w:sz w:val="24"/>
-          <w:szCs w:val="24"/>
-        </w:rPr>
-        <w:t xml:space="preserve"> {companyFullName}</w:t>
-      </w:r>
-      <w:proofErr w:type="spellStart"/>
-      <w:r>
-        <w:rPr>
-          <w:rFonts w:ascii="Roboto Condensed" w:eastAsia="Roboto Condensed" w:hAnsi="Roboto Condensed" w:cs="Roboto Condensed"/>
-          <w:b/>
-          <w:sz w:val="24"/>
-          <w:szCs w:val="24"/>
-        </w:rPr>
-        <w:t/>
-      </w:r>
-      <w:r>
-        <w:rPr>
-          <w:rFonts w:ascii="Roboto Condensed" w:eastAsia="Roboto Condensed" w:hAnsi="Roboto Condensed" w:cs="Roboto Condensed"/>
-          <w:b/>
-          <w:sz w:val="24"/>
-          <w:szCs w:val="24"/>
-        </w:rPr>
-        <w:t/>
-      </w:r>
-      <w:r>
-        <w:rPr>
-          <w:rFonts w:ascii="Roboto Condensed" w:eastAsia="Roboto Condensed" w:hAnsi="Roboto Condensed" w:cs="Roboto Condensed"/>
-          <w:b/>
-          <w:sz w:val="24"/>
-          <w:szCs w:val="24"/>
-        </w:rPr>
-        <w:t/>
-      </w:r>
-      <w:proofErr w:type="spellEnd"/>
-      <w:r>
-        <w:rPr>
-          <w:rFonts w:ascii="Roboto Condensed" w:eastAsia="Roboto Condensed" w:hAnsi="Roboto Condensed" w:cs="Roboto Condensed"/>
-          <w:b/>
-          <w:sz w:val="24"/>
-          <w:szCs w:val="24"/>
-        </w:rPr>
-        <w:t/>
-      </w:r>
-    </w:p>
-    <w:p>
-      <w:pPr>
-        <w:spacing w:before="240" w:after="240"/>
-        <w:jc w:val="both"/>
-        <w:rPr>
-          <w:rFonts w:ascii="Roboto Condensed" w:eastAsia="Roboto Condensed" w:hAnsi="Roboto Condensed" w:cs="Roboto Condensed"/>
-          <w:sz w:val="24"/>
-          <w:szCs w:val="24"/>
-        </w:rPr>
-      </w:pPr>
-      <w:r>
-        <w:rPr>
-          <w:rFonts w:ascii="Roboto Condensed" w:eastAsia="Roboto Condensed" w:hAnsi="Roboto Condensed" w:cs="Roboto Condensed"/>
-          <w:sz w:val="24"/>
-          <w:szCs w:val="24"/>
-        </w:rPr>
-        <w:t xml:space="preserve"> </w:t>
-      </w:r>
-    </w:p>
-    <w:p>
-      <w:pPr>
-        <w:spacing w:before="240" w:after="240"/>
-        <w:jc w:val="both"/>
-        <w:rPr>
-          <w:rFonts w:ascii="Roboto Condensed" w:eastAsia="Roboto Condensed" w:hAnsi="Roboto Condensed" w:cs="Roboto Condensed"/>
-          <w:sz w:val="24"/>
-          <w:szCs w:val="24"/>
-        </w:rPr>
-      </w:pPr>
-      <w:r>
-        <w:rPr>
-          <w:rFonts w:ascii="Roboto Condensed" w:eastAsia="Roboto Condensed" w:hAnsi="Roboto Condensed" w:cs="Roboto Condensed"/>
-          <w:sz w:val="24"/>
-          <w:szCs w:val="24"/>
-        </w:rPr>
-        <w:t xml:space="preserve"> </w:t>
-      </w:r>
-    </w:p>
-    <w:p>
-      <w:pPr>
-        <w:tabs>
-          <w:tab w:val="left" w:pos="4140"/>
-        </w:tabs>
-        <w:spacing w:before="240" w:after="240"/>
-        <w:jc w:val="both"/>
-        <w:rPr>
-          <w:rFonts w:ascii="Roboto Condensed" w:eastAsia="Roboto Condensed" w:hAnsi="Roboto Condensed" w:cs="Roboto Condensed"/>
-          <w:sz w:val="24"/>
-          <w:szCs w:val="24"/>
-        </w:rPr>
-      </w:pPr>
-      <w:r>
-        <w:rPr>
-          <w:rFonts w:ascii="Roboto Condensed" w:eastAsia="Roboto Condensed" w:hAnsi="Roboto Condensed" w:cs="Roboto Condensed"/>
-          <w:sz w:val="24"/>
-          <w:szCs w:val="24"/>
-        </w:rPr>
-        <w:t xml:space="preserve"> </w:t>
-      </w:r>
-    </w:p>
-    <w:p>
-      <w:pPr>
-        <w:tabs>
-          <w:tab w:val="left" w:pos="4140"/>
-        </w:tabs>
-        <w:spacing w:before="240" w:after="240"/>
-        <w:jc w:val="both"/>
-        <w:rPr>
-          <w:rFonts w:ascii="Roboto Condensed" w:eastAsia="Roboto Condensed" w:hAnsi="Roboto Condensed" w:cs="Roboto Condensed"/>
-          <w:sz w:val="24"/>
-          <w:szCs w:val="24"/>
-          <w:u w:val="single"/>
-        </w:rPr>
-      </w:pPr>
-      <w:r>
-        <w:rPr>
-          <w:rFonts w:ascii="Roboto Condensed" w:eastAsia="Roboto Condensed" w:hAnsi="Roboto Condensed" w:cs="Roboto Condensed"/>
-          <w:sz w:val="24"/>
-          <w:szCs w:val="24"/>
-        </w:rPr>
-        <w:t xml:space="preserve"> Sign: _____________________________              </w:t>
-      </w:r>
-      <w:r>
-        <w:rPr>
-          <w:rFonts w:ascii="Roboto Condensed" w:eastAsia="Roboto Condensed" w:hAnsi="Roboto Condensed" w:cs="Roboto Condensed"/>
-          <w:sz w:val="24"/>
-          <w:szCs w:val="24"/>
-        </w:rPr>
-        <w:tab/>
-        <w:t xml:space="preserve">Sign:  </w:t>
-      </w:r>
-      <w:r>
-        <w:rPr>
-          <w:rFonts w:ascii="Roboto Condensed" w:eastAsia="Roboto Condensed" w:hAnsi="Roboto Condensed" w:cs="Roboto Condensed"/>
-          <w:sz w:val="24"/>
-          <w:szCs w:val="24"/>
-        </w:rPr>
-        <w:tab/>
-      </w:r>
-      <w:r>
-        <w:rPr>
-          <w:rFonts w:ascii="Roboto Condensed" w:eastAsia="Roboto Condensed" w:hAnsi="Roboto Condensed" w:cs="Roboto Condensed"/>
-          <w:sz w:val="24"/>
-          <w:szCs w:val="24"/>
-          <w:u w:val="single"/>
-        </w:rPr>
-        <w:t xml:space="preserve">                                                            </w:t>
-      </w:r>
-      <w:r>
-        <w:rPr>
-          <w:rFonts w:ascii="Roboto Condensed" w:eastAsia="Roboto Condensed" w:hAnsi="Roboto Condensed" w:cs="Roboto Condensed"/>
-          <w:sz w:val="24"/>
-          <w:szCs w:val="24"/>
-          <w:u w:val="single"/>
-        </w:rPr>
-        <w:tab/>
-      </w:r>
-    </w:p>
-    <w:p>
-      <w:pPr>
-        <w:tabs>
-          <w:tab w:val="left" w:pos="5040"/>
-        </w:tabs>
-        <w:spacing w:line="240" w:lineRule="auto"/>
-        <w:jc w:val="both"/>
-        <w:rPr>
-          <w:rFonts w:ascii="Roboto Condensed" w:eastAsia="Roboto Condensed" w:hAnsi="Roboto Condensed" w:cs="Roboto Condensed"/>
-          <w:b/>
-          <w:sz w:val="24"/>
-          <w:szCs w:val="24"/>
-          <w:shd w:val="clear" w:color="auto" w:fill="999999"/>
-        </w:rPr>
-      </w:pPr>
-      <w:r>
-        <w:rPr>
-          <w:rFonts w:ascii="Roboto Condensed" w:eastAsia="Roboto Condensed" w:hAnsi="Roboto Condensed" w:cs="Roboto Condensed"/>
-          <w:b/>
-          <w:sz w:val="24"/>
-          <w:szCs w:val="24"/>
-        </w:rPr>
-        <w:t xml:space="preserve"> Name: {providerSignatory}</w:t>
-      </w:r>
-      <w:proofErr w:type="spellStart"/>
-      <w:r>
-        <w:rPr>
-          <w:rFonts w:ascii="Roboto Condensed" w:eastAsia="Roboto Condensed" w:hAnsi="Roboto Condensed" w:cs="Roboto Condensed"/>
-          <w:b/>
-          <w:sz w:val="24"/>
-          <w:szCs w:val="24"/>
-        </w:rPr>
-        <w:t xml:space="preserve"/>
-      </w:r>
-      <w:proofErr w:type="spellEnd"/>
-      <w:r>
-        <w:rPr>
-          <w:rFonts w:ascii="Roboto Condensed" w:eastAsia="Roboto Condensed" w:hAnsi="Roboto Condensed" w:cs="Roboto Condensed"/>
-          <w:b/>
-          <w:sz w:val="24"/>
-          <w:szCs w:val="24"/>
-        </w:rPr>
-        <w:tab/>
-        <w:t>Name</w:t>
-      </w:r>
-      <w:proofErr w:type="gramStart"/>
-      <w:r>
-        <w:rPr>
-          <w:rFonts w:ascii="Roboto Condensed" w:eastAsia="Roboto Condensed" w:hAnsi="Roboto Condensed" w:cs="Roboto Condensed"/>
-          <w:b/>
-          <w:sz w:val="24"/>
-          <w:szCs w:val="24"/>
-        </w:rPr>
-        <w:t xml:space="preserve">: </w:t>
-      </w:r>
-      <w:r>
-        <w:rPr>
-          <w:rFonts w:ascii="Roboto Condensed" w:eastAsia="Roboto Condensed" w:hAnsi="Roboto Condensed" w:cs="Roboto Condensed"/>
-          <w:b/>
-          <w:sz w:val="24"/>
-          <w:szCs w:val="24"/>
-        </w:rPr>
-        <w:t xml:space="preserve"> </w:t>
-      </w:r>
-      <w:r>
-        <w:rPr>
-          <w:rFonts w:ascii="Roboto Condensed" w:eastAsia="Roboto Condensed" w:hAnsi="Roboto Condensed" w:cs="Roboto Condensed"/>
-          <w:b/>
-          <w:sz w:val="24"/>
-          <w:szCs w:val="24"/>
-        </w:rPr>
-        <w:t xml:space="preserve">{clientName}</w:t>
-      </w:r>
-      <w:proofErr w:type="spellStart"/>
-      <w:proofErr w:type="gramEnd"/>
-      <w:r>
-        <w:rPr>
-          <w:rFonts w:ascii="Roboto Condensed" w:eastAsia="Roboto Condensed" w:hAnsi="Roboto Condensed" w:cs="Roboto Condensed"/>
-          <w:b/>
-          <w:sz w:val="24"/>
-          <w:szCs w:val="24"/>
-        </w:rPr>
-        <w:t/>
-      </w:r>
-      <w:proofErr w:type="spellEnd"/>
-      <w:r>
-        <w:rPr>
-          <w:rFonts w:ascii="Roboto Condensed" w:eastAsia="Roboto Condensed" w:hAnsi="Roboto Condensed" w:cs="Roboto Condensed"/>
-          <w:b/>
-          <w:sz w:val="24"/>
-          <w:szCs w:val="24"/>
-        </w:rPr>
-        <w:t/>
-      </w:r>
-    </w:p>
-    <w:p>
-      <w:pPr>
-        <w:tabs>
-          <w:tab w:val="left" w:pos="5040"/>
-          <w:tab w:val="left" w:pos="5040"/>
-        </w:tabs>
-        <w:spacing w:line="240" w:lineRule="auto"/>
-        <w:jc w:val="both"/>
-        <w:rPr>
-          <w:rFonts w:ascii="Roboto Condensed" w:eastAsia="Roboto Condensed" w:hAnsi="Roboto Condensed" w:cs="Roboto Condensed"/>
-          <w:b/>
-          <w:sz w:val="24"/>
-          <w:szCs w:val="24"/>
-          <w:highlight w:val="yellow"/>
-        </w:rPr>
-      </w:pPr>
-      <w:r>
-        <w:rPr>
-          <w:rFonts w:ascii="Roboto Condensed" w:eastAsia="Roboto Condensed" w:hAnsi="Roboto Condensed" w:cs="Roboto Condensed"/>
-          <w:b/>
-          <w:sz w:val="24"/>
-          <w:szCs w:val="24"/>
-        </w:rPr>
-        <w:t xml:space="preserve"> Title: {providerDesignation}                             </w:t>
-      </w:r>
-      <w:r>
-        <w:rPr>
-          <w:rFonts w:ascii="Roboto Condensed" w:eastAsia="Roboto Condensed" w:hAnsi="Roboto Condensed" w:cs="Roboto Condensed"/>
-          <w:b/>
-          <w:sz w:val="24"/>
-          <w:szCs w:val="24"/>
-        </w:rPr>
-        <w:tab/>
-        <w:t>Title:</w:t>
-      </w:r>
-      <w:r>
-        <w:rPr>
-          <w:rFonts w:ascii="Roboto Condensed" w:eastAsia="Roboto Condensed" w:hAnsi="Roboto Condensed" w:cs="Roboto Condensed"/>
-          <w:b/>
-          <w:sz w:val="24"/>
-          <w:szCs w:val="24"/>
-        </w:rPr>
-        <w:t xml:space="preserve"> </w:t>
-      </w:r>
-      <w:proofErr w:type="gramStart"/>
-      <w:r>
-        <w:rPr>
-          <w:rFonts w:ascii="Roboto Condensed" w:eastAsia="Roboto Condensed" w:hAnsi="Roboto Condensed" w:cs="Roboto Condensed"/>
-          <w:b/>
-          <w:sz w:val="24"/>
-          <w:szCs w:val="24"/>
-        </w:rPr>
-        <w:t xml:space="preserve">   {clientDesignation}</w:t>
-      </w:r>
-      <w:proofErr w:type="spellStart"/>
-      <w:proofErr w:type="gramEnd"/>
-      <w:r>
-        <w:rPr>
-          <w:rFonts w:ascii="Roboto Condensed" w:eastAsia="Roboto Condensed" w:hAnsi="Roboto Condensed" w:cs="Roboto Condensed"/>
-          <w:b/>
-          <w:bCs/>
-          <w:sz w:val="24"/>
-          <w:szCs w:val="24"/>
-          <w:lang w:val="en-IN"/>
-        </w:rPr>
-        <w:t/>
-      </w:r>
-      <w:proofErr w:type="spellEnd"/>
-      <w:r>
-        <w:rPr>
-          <w:rFonts w:ascii="Roboto Condensed" w:eastAsia="Roboto Condensed" w:hAnsi="Roboto Condensed" w:cs="Roboto Condensed"/>
-          <w:b/>
-          <w:sz w:val="24"/>
-          <w:szCs w:val="24"/>
-        </w:rPr>
-        <w:t/>
-      </w:r>
-    </w:p>
-    <w:p>
-      <w:pPr>
-        <w:tabs>
-          <w:tab w:val="left" w:pos="5040"/>
-          <w:tab w:val="left" w:pos="5040"/>
-        </w:tabs>
-        <w:spacing w:line="240" w:lineRule="auto"/>
-        <w:jc w:val="both"/>
-        <w:rPr>
-          <w:rFonts w:ascii="Roboto Condensed" w:eastAsia="Roboto Condensed" w:hAnsi="Roboto Condensed" w:cs="Roboto Condensed"/>
-          <w:sz w:val="24"/>
-          <w:szCs w:val="24"/>
-        </w:rPr>
-      </w:pPr>
-      <w:r>
-        <w:rPr>
-          <w:rFonts w:ascii="Roboto Condensed" w:eastAsia="Roboto Condensed" w:hAnsi="Roboto Condensed" w:cs="Roboto Condensed"/>
-          <w:b/>
-          <w:sz w:val="24"/>
-          <w:szCs w:val="24"/>
-        </w:rPr>
-        <w:t xml:space="preserve"> </w:t>
-      </w:r>
-      <w:proofErr w:type="gramStart"/>
-      <w:r>
-        <w:rPr>
-          <w:rFonts w:ascii="Roboto Condensed" w:eastAsia="Roboto Condensed" w:hAnsi="Roboto Condensed" w:cs="Roboto Condensed"/>
-          <w:b/>
-          <w:sz w:val="24"/>
-          <w:szCs w:val="24"/>
-        </w:rPr>
-        <w:t>Date:</w:t>
-      </w:r>
-      <w:r>
-        <w:rPr>
-          <w:rFonts w:ascii="Roboto Condensed" w:eastAsia="Roboto Condensed" w:hAnsi="Roboto Condensed" w:cs="Roboto Condensed"/>
-          <w:b/>
-          <w:sz w:val="24"/>
-          <w:szCs w:val="24"/>
-        </w:rPr>
-        <w:t xml:space="preserve"> {effectiveDate}</w:t>
-      </w:r>
-      <w:proofErr w:type="spellStart"/>
-      <w:proofErr w:type="gramEnd"/>
-      <w:r>
-        <w:rPr>
-          <w:rFonts w:ascii="Roboto Condensed" w:eastAsia="Roboto Condensed" w:hAnsi="Roboto Condensed" w:cs="Roboto Condensed"/>
-          <w:b/>
-          <w:sz w:val="24"/>
-          <w:szCs w:val="24"/>
-        </w:rPr>
-        <w:t/>
-      </w:r>
-      <w:proofErr w:type="spellEnd"/>
-      <w:r>
-        <w:rPr>
-          <w:rFonts w:ascii="Roboto Condensed" w:eastAsia="Roboto Condensed" w:hAnsi="Roboto Condensed" w:cs="Roboto Condensed"/>
-          <w:b/>
-          <w:sz w:val="24"/>
-          <w:szCs w:val="24"/>
-        </w:rPr>
-        <w:t/>
-      </w:r>
-      <w:r>
-        <w:rPr>
-          <w:rFonts w:ascii="Roboto Condensed" w:eastAsia="Roboto Condensed" w:hAnsi="Roboto Condensed" w:cs="Roboto Condensed"/>
-          <w:b/>
-          <w:sz w:val="24"/>
-          <w:szCs w:val="24"/>
-        </w:rPr>
-        <w:tab/>
-        <w:t xml:space="preserve">Date: </w:t>
-      </w:r>
-      <w:proofErr w:type="gramStart"/>
-      <w:r>
-        <w:rPr>
-          <w:rFonts w:ascii="Roboto Condensed" w:eastAsia="Roboto Condensed" w:hAnsi="Roboto Condensed" w:cs="Roboto Condensed"/>
-          <w:b/>
-          <w:sz w:val="24"/>
-          <w:szCs w:val="24"/>
-        </w:rPr>
-        <w:t xml:space="preserve">   {effectiveDate}</w:t>
-      </w:r>
-      <w:proofErr w:type="spellStart"/>
-      <w:proofErr w:type="gramEnd"/>
-      <w:r>
-        <w:rPr>
-          <w:rFonts w:ascii="Roboto Condensed" w:eastAsia="Roboto Condensed" w:hAnsi="Roboto Condensed" w:cs="Roboto Condensed"/>
-          <w:b/>
-          <w:sz w:val="24"/>
-          <w:szCs w:val="24"/>
-        </w:rPr>
-        <w:t/>
-      </w:r>
-      <w:proofErr w:type="spellEnd"/>
-      <w:r>
-        <w:rPr>
-          <w:rFonts w:ascii="Roboto Condensed" w:eastAsia="Roboto Condensed" w:hAnsi="Roboto Condensed" w:cs="Roboto Condensed"/>
-          <w:b/>
-          <w:sz w:val="24"/>
-          <w:szCs w:val="24"/>
-        </w:rPr>
-        <w:t/>
+        <w:pStyle w:val="Normal"/>
+        <w:keepNext w:val="1"/>
+        <w:keepLines/>
+        <w:ind w:left="0" w:right="0" w:firstLine="0"/>
+        <w:spacing w:before="360" w:after="100" w:line="264" w:lineRule="auto"/>
+        <w:jc w:val="left"/>
+      </w:pPr>
+      <w:r>
+        <w:rPr>
+          <w:rFonts w:ascii="Calibri" w:hAnsi="Calibri" w:cs="Calibri"/>
+          <w:b w:val="1"/>
+          <w:color w:val="1F5FFF"/>
+          <w:sz w:val="22"/>
+          <w:szCs w:val="22"/>
+        </w:rPr>
+        <w:t xml:space="preserve">For {providerName}</w:t>
+      </w:r>
+    </w:p>
+    <w:p>
+      <w:pPr>
+        <w:pStyle w:val="Normal"/>
+        <w:keepNext w:val="1"/>
+        <w:keepLines/>
+        <w:ind w:left="0" w:right="0" w:firstLine="0"/>
+        <w:spacing w:before="0" w:after="100" w:line="264" w:lineRule="auto"/>
+        <w:jc w:val="left"/>
+      </w:pPr>
+      <w:r>
+        <w:rPr>
+          <w:rFonts w:ascii="Calibri" w:hAnsi="Calibri" w:cs="Calibri"/>
+          <w:b w:val="0"/>
+          <w:color w:val="172038"/>
+          <w:sz w:val="22"/>
+          <w:szCs w:val="22"/>
+        </w:rPr>
+        <w:t xml:space="preserve">Authorized signatory: {providerSignatory}</w:t>
+      </w:r>
+    </w:p>
+    <w:p>
+      <w:pPr>
+        <w:pStyle w:val="Normal"/>
+        <w:keepNext w:val="1"/>
+        <w:keepLines/>
+        <w:ind w:left="0" w:right="0" w:firstLine="0"/>
+        <w:spacing w:before="0" w:after="100" w:line="264" w:lineRule="auto"/>
+        <w:jc w:val="left"/>
+      </w:pPr>
+      <w:r>
+        <w:rPr>
+          <w:rFonts w:ascii="Calibri" w:hAnsi="Calibri" w:cs="Calibri"/>
+          <w:b w:val="0"/>
+          <w:color w:val="172038"/>
+          <w:sz w:val="22"/>
+          <w:szCs w:val="22"/>
+        </w:rPr>
+        <w:t xml:space="preserve">Title: {providerDesignation}</w:t>
+      </w:r>
+    </w:p>
+    <w:p>
+      <w:pPr>
+        <w:pStyle w:val="Normal"/>
+        <w:keepNext w:val="1"/>
+        <w:keepLines/>
+        <w:ind w:left="0" w:right="0" w:firstLine="0"/>
+        <w:spacing w:before="360" w:after="100" w:line="264" w:lineRule="auto"/>
+        <w:jc w:val="left"/>
+      </w:pPr>
+      <w:r>
+        <w:rPr>
+          <w:rFonts w:ascii="Calibri" w:hAnsi="Calibri" w:cs="Calibri"/>
+          <w:b w:val="0"/>
+          <w:color w:val="172038"/>
+          <w:sz w:val="22"/>
+          <w:szCs w:val="22"/>
+        </w:rPr>
+        <w:t xml:space="preserve">Signature: ______________________________</w:t>
+      </w:r>
+    </w:p>
+    <w:p>
+      <w:pPr>
+        <w:pStyle w:val="Normal"/>
+        <w:keepNext w:val="0"/>
+        <w:keepLines/>
+        <w:ind w:left="0" w:right="0" w:firstLine="0"/>
+        <w:spacing w:before="0" w:after="360" w:line="264" w:lineRule="auto"/>
+        <w:jc w:val="left"/>
+      </w:pPr>
+      <w:r>
+        <w:rPr>
+          <w:rFonts w:ascii="Calibri" w:hAnsi="Calibri" w:cs="Calibri"/>
+          <w:b w:val="0"/>
+          <w:color w:val="172038"/>
+          <w:sz w:val="22"/>
+          <w:szCs w:val="22"/>
+        </w:rPr>
+        <w:t xml:space="preserve">Date signed: ____________________________</w:t>
+      </w:r>
+    </w:p>
+    <w:p>
+      <w:pPr>
+        <w:pStyle w:val="Normal"/>
+        <w:keepNext w:val="1"/>
+        <w:keepLines/>
+        <w:ind w:left="0" w:right="0" w:firstLine="0"/>
+        <w:spacing w:before="360" w:after="100" w:line="264" w:lineRule="auto"/>
+        <w:jc w:val="left"/>
+      </w:pPr>
+      <w:r>
+        <w:rPr>
+          <w:rFonts w:ascii="Calibri" w:hAnsi="Calibri" w:cs="Calibri"/>
+          <w:b w:val="1"/>
+          <w:color w:val="1F5FFF"/>
+          <w:sz w:val="22"/>
+          <w:szCs w:val="22"/>
+        </w:rPr>
+        <w:t xml:space="preserve">For {companyFullName}</w:t>
+      </w:r>
+    </w:p>
+    <w:p>
+      <w:pPr>
+        <w:pStyle w:val="Normal"/>
+        <w:keepNext w:val="1"/>
+        <w:keepLines/>
+        <w:ind w:left="0" w:right="0" w:firstLine="0"/>
+        <w:spacing w:before="0" w:after="100" w:line="264" w:lineRule="auto"/>
+        <w:jc w:val="left"/>
+      </w:pPr>
+      <w:r>
+        <w:rPr>
+          <w:rFonts w:ascii="Calibri" w:hAnsi="Calibri" w:cs="Calibri"/>
+          <w:b w:val="0"/>
+          <w:color w:val="172038"/>
+          <w:sz w:val="22"/>
+          <w:szCs w:val="22"/>
+        </w:rPr>
+        <w:t xml:space="preserve">Authorized signatory: {clientName}</w:t>
+      </w:r>
+    </w:p>
+    <w:p>
+      <w:pPr>
+        <w:pStyle w:val="Normal"/>
+        <w:keepNext w:val="1"/>
+        <w:keepLines/>
+        <w:ind w:left="0" w:right="0" w:firstLine="0"/>
+        <w:spacing w:before="0" w:after="100" w:line="264" w:lineRule="auto"/>
+        <w:jc w:val="left"/>
+      </w:pPr>
+      <w:r>
+        <w:rPr>
+          <w:rFonts w:ascii="Calibri" w:hAnsi="Calibri" w:cs="Calibri"/>
+          <w:b w:val="0"/>
+          <w:color w:val="172038"/>
+          <w:sz w:val="22"/>
+          <w:szCs w:val="22"/>
+        </w:rPr>
+        <w:t xml:space="preserve">Title: {clientDesignation}</w:t>
+      </w:r>
+    </w:p>
+    <w:p>
+      <w:pPr>
+        <w:pStyle w:val="Normal"/>
+        <w:keepNext w:val="1"/>
+        <w:keepLines/>
+        <w:ind w:left="0" w:right="0" w:firstLine="0"/>
+        <w:spacing w:before="360" w:after="100" w:line="264" w:lineRule="auto"/>
+        <w:jc w:val="left"/>
+      </w:pPr>
+      <w:r>
+        <w:rPr>
+          <w:rFonts w:ascii="Calibri" w:hAnsi="Calibri" w:cs="Calibri"/>
+          <w:b w:val="0"/>
+          <w:color w:val="172038"/>
+          <w:sz w:val="22"/>
+          <w:szCs w:val="22"/>
+        </w:rPr>
+        <w:t xml:space="preserve">Signature: ______________________________</w:t>
+      </w:r>
+    </w:p>
+    <w:p>
+      <w:pPr>
+        <w:pStyle w:val="Normal"/>
+        <w:keepNext w:val="0"/>
+        <w:keepLines/>
+        <w:ind w:left="0" w:right="0" w:firstLine="0"/>
+        <w:spacing w:before="0" w:after="360" w:line="264" w:lineRule="auto"/>
+        <w:jc w:val="left"/>
+      </w:pPr>
+      <w:r>
+        <w:rPr>
+          <w:rFonts w:ascii="Calibri" w:hAnsi="Calibri" w:cs="Calibri"/>
+          <w:b w:val="0"/>
+          <w:color w:val="172038"/>
+          <w:sz w:val="22"/>
+          <w:szCs w:val="22"/>
+        </w:rPr>
+        <w:t xml:space="preserve">Date signed: ____________________________</w:t>
       </w:r>
     </w:p>
     <w:sectPr>
